--- a/backend/templates/test_report/reference.docx
+++ b/backend/templates/test_report/reference.docx
@@ -380,6 +380,7 @@
     </w:pPr>
     <w:rPr>
       <w:rFonts w:ascii="宋体" w:hAnsi="宋体" w:eastAsia="宋体"/>
+      <w:i w:val="0"/>
       <w:sz w:val="24"/>
     </w:rPr>
   </w:style>
@@ -446,6 +447,7 @@
       <w:rFonts w:ascii="黑体" w:hAnsi="黑体" w:eastAsia="黑体"/>
       <w:b/>
       <w:bCs/>
+      <w:i w:val="0"/>
       <w:sz w:val="32"/>
     </w:rPr>
   </w:style>
@@ -468,6 +470,7 @@
       <w:rFonts w:ascii="黑体" w:hAnsi="黑体" w:eastAsia="黑体"/>
       <w:b/>
       <w:bCs/>
+      <w:i w:val="0"/>
       <w:sz w:val="28"/>
     </w:rPr>
   </w:style>
@@ -490,6 +493,7 @@
       <w:rFonts w:ascii="黑体" w:hAnsi="黑体" w:eastAsia="黑体"/>
       <w:b/>
       <w:bCs/>
+      <w:i w:val="0"/>
       <w:sz w:val="24"/>
     </w:rPr>
   </w:style>
@@ -513,7 +517,7 @@
       <w:rFonts w:ascii="宋体" w:hAnsi="宋体" w:eastAsia="宋体"/>
       <w:b/>
       <w:bCs/>
-      <w:i/>
+      <w:i w:val="0"/>
       <w:iCs/>
       <w:sz w:val="24"/>
     </w:rPr>
@@ -1179,6 +1183,7 @@
       <w:rFonts w:ascii="黑体" w:hAnsi="黑体" w:eastAsia="黑体"/>
       <w:b/>
       <w:bCs/>
+      <w:i w:val="0"/>
       <w:sz w:val="18"/>
     </w:rPr>
   </w:style>
@@ -12071,6 +12076,7 @@
     <w:name w:val="Code"/>
     <w:rPr>
       <w:rFonts w:ascii="Consolas" w:hAnsi="Consolas" w:eastAsia="Consolas"/>
+      <w:i w:val="0"/>
       <w:sz w:val="21"/>
     </w:rPr>
   </w:style>
